--- a/Forms/Data Analytics Capstone Topic Approval Form (1).docx
+++ b/Forms/Data Analytics Capstone Topic Approval Form (1).docx
@@ -5,10 +5,10 @@
     <w:p>
       <w:pPr>
         <w:sectPr>
-          <w:headerReference w:type="default" r:id="rId12"/>
-          <w:footerReference w:type="default" r:id="rId13"/>
-          <w:headerReference w:type="first" r:id="rId14"/>
-          <w:footerReference w:type="first" r:id="rId15"/>
+          <w:headerReference w:type="default" r:id="rId11"/>
+          <w:footerReference w:type="default" r:id="rId12"/>
+          <w:headerReference w:type="first" r:id="rId13"/>
+          <w:footerReference w:type="first" r:id="rId14"/>
           <w:type w:val="continuous"/>
           <w:pgSz w:w="12240" w:h="15840"/>
           <w:pgMar w:top="1440" w:right="1440" w:bottom="1440" w:left="1440" w:header="720" w:footer="432" w:gutter="0"/>
@@ -1843,13 +1843,23 @@
             </w:rPr>
             <w:t xml:space="preserve">These datasets span two time periods due to a transition to </w:t>
           </w:r>
-          <w:r>
-            <w:rPr>
-              <w:rFonts w:ascii="Verdana" w:hAnsi="Verdana" w:cstheme="minorHAnsi"/>
-              <w:sz w:val="20"/>
-              <w:szCs w:val="20"/>
-            </w:rPr>
-            <w:t xml:space="preserve">ShelterBuddy: 10/01/2013 to </w:t>
+          <w:proofErr w:type="spellStart"/>
+          <w:r>
+            <w:rPr>
+              <w:rFonts w:ascii="Verdana" w:hAnsi="Verdana" w:cstheme="minorHAnsi"/>
+              <w:sz w:val="20"/>
+              <w:szCs w:val="20"/>
+            </w:rPr>
+            <w:t>ShelterBuddy</w:t>
+          </w:r>
+          <w:proofErr w:type="spellEnd"/>
+          <w:r>
+            <w:rPr>
+              <w:rFonts w:ascii="Verdana" w:hAnsi="Verdana" w:cstheme="minorHAnsi"/>
+              <w:sz w:val="20"/>
+              <w:szCs w:val="20"/>
+            </w:rPr>
+            <w:t xml:space="preserve">: 10/01/2013 to </w:t>
           </w:r>
           <w:r>
             <w:rPr>
@@ -2328,13 +2338,23 @@
             </w:rPr>
             <w:t xml:space="preserve"> using the </w:t>
           </w:r>
-          <w:r>
-            <w:rPr>
-              <w:rFonts w:ascii="Verdana" w:hAnsi="Verdana" w:cstheme="minorHAnsi"/>
-              <w:sz w:val="20"/>
-              <w:szCs w:val="20"/>
-            </w:rPr>
-            <w:t xml:space="preserve">pandas library </w:t>
+          <w:proofErr w:type="gramStart"/>
+          <w:r>
+            <w:rPr>
+              <w:rFonts w:ascii="Verdana" w:hAnsi="Verdana" w:cstheme="minorHAnsi"/>
+              <w:sz w:val="20"/>
+              <w:szCs w:val="20"/>
+            </w:rPr>
+            <w:t>pandas</w:t>
+          </w:r>
+          <w:proofErr w:type="gramEnd"/>
+          <w:r>
+            <w:rPr>
+              <w:rFonts w:ascii="Verdana" w:hAnsi="Verdana" w:cstheme="minorHAnsi"/>
+              <w:sz w:val="20"/>
+              <w:szCs w:val="20"/>
+            </w:rPr>
+            <w:t xml:space="preserve"> library </w:t>
           </w:r>
           <w:r>
             <w:rPr>
@@ -2912,6 +2932,7 @@
           <w:sz w:val="20"/>
           <w:szCs w:val="20"/>
         </w:rPr>
+        <w:lastRenderedPageBreak/>
         <w:t xml:space="preserve">Application </w:t>
       </w:r>
       <w:r>
@@ -3377,6 +3398,7 @@
             </w:rPr>
             <w:t xml:space="preserve">with </w:t>
           </w:r>
+          <w:proofErr w:type="spellStart"/>
           <w:r>
             <w:rPr>
               <w:rFonts w:ascii="Verdana" w:hAnsi="Verdana" w:cstheme="minorHAnsi"/>
@@ -3393,6 +3415,7 @@
             </w:rPr>
             <w:t>upyter</w:t>
           </w:r>
+          <w:proofErr w:type="spellEnd"/>
           <w:r>
             <w:rPr>
               <w:rFonts w:ascii="Verdana" w:hAnsi="Verdana" w:cstheme="minorHAnsi"/>
@@ -4031,7 +4054,7 @@
             </w:rPr>
             <w:t xml:space="preserve">. </w:t>
           </w:r>
-          <w:hyperlink r:id="rId16" w:history="1">
+          <w:hyperlink r:id="rId15" w:history="1">
             <w:r>
               <w:rPr>
                 <w:rStyle w:val="Hyperlink"/>
@@ -4080,7 +4103,35 @@
               <w:sz w:val="20"/>
               <w:szCs w:val="20"/>
             </w:rPr>
-            <w:t xml:space="preserve">Animal Center. (n.d). </w:t>
+            <w:t>Animal Center. (</w:t>
+          </w:r>
+          <w:proofErr w:type="spellStart"/>
+          <w:proofErr w:type="gramStart"/>
+          <w:r>
+            <w:rPr>
+              <w:rFonts w:ascii="Verdana" w:hAnsi="Verdana" w:cstheme="minorHAnsi"/>
+              <w:sz w:val="20"/>
+              <w:szCs w:val="20"/>
+            </w:rPr>
+            <w:t>n.</w:t>
+          </w:r>
+          <w:proofErr w:type="gramEnd"/>
+          <w:r>
+            <w:rPr>
+              <w:rFonts w:ascii="Verdana" w:hAnsi="Verdana" w:cstheme="minorHAnsi"/>
+              <w:sz w:val="20"/>
+              <w:szCs w:val="20"/>
+            </w:rPr>
+            <w:t>d</w:t>
+          </w:r>
+          <w:proofErr w:type="spellEnd"/>
+          <w:r>
+            <w:rPr>
+              <w:rFonts w:ascii="Verdana" w:hAnsi="Verdana" w:cstheme="minorHAnsi"/>
+              <w:sz w:val="20"/>
+              <w:szCs w:val="20"/>
+            </w:rPr>
+            <w:t xml:space="preserve">). </w:t>
           </w:r>
           <w:r>
             <w:rPr>
@@ -4115,7 +4166,7 @@
             </w:rPr>
             <w:t xml:space="preserve"> </w:t>
           </w:r>
-          <w:hyperlink r:id="rId17" w:tgtFrame="_blank" w:history="1">
+          <w:hyperlink r:id="rId16" w:tgtFrame="_blank" w:history="1">
             <w:r>
               <w:rPr>
                 <w:color w:val="4A6EE0"/>
@@ -4127,6 +4178,7 @@
           <w:r>
             <w:br/>
           </w:r>
+          <w:proofErr w:type="spellStart"/>
           <w:r>
             <w:rPr>
               <w:rFonts w:ascii="Verdana" w:hAnsi="Verdana" w:cstheme="minorHAnsi"/>
@@ -4149,7 +4201,16 @@
               <w:sz w:val="20"/>
               <w:szCs w:val="20"/>
             </w:rPr>
-            <w:t>gosa, F.</w:t>
+            <w:t>gosa</w:t>
+          </w:r>
+          <w:proofErr w:type="spellEnd"/>
+          <w:r>
+            <w:rPr>
+              <w:rFonts w:ascii="Verdana" w:hAnsi="Verdana" w:cstheme="minorHAnsi"/>
+              <w:sz w:val="20"/>
+              <w:szCs w:val="20"/>
+            </w:rPr>
+            <w:t>, F.</w:t>
           </w:r>
           <w:r>
             <w:rPr>
@@ -4768,6 +4829,7 @@
         <w:rPr>
           <w:rFonts w:ascii="Verdana" w:hAnsi="Verdana" w:cstheme="minorHAnsi"/>
           <w:b/>
+          <w:noProof/>
           <w:sz w:val="20"/>
           <w:szCs w:val="20"/>
         </w:rPr>
@@ -4787,7 +4849,7 @@
                     <pic:cNvPicPr/>
                   </pic:nvPicPr>
                   <pic:blipFill>
-                    <a:blip r:embed="rId18"/>
+                    <a:blip r:embed="rId17"/>
                     <a:stretch>
                       <a:fillRect/>
                     </a:stretch>
@@ -4850,6 +4912,7 @@
           <w:sz w:val="20"/>
           <w:szCs w:val="20"/>
         </w:rPr>
+        <w:lastRenderedPageBreak/>
         <w:t>By signing and submitting this form</w:t>
       </w:r>
       <w:r>
@@ -5688,10 +5751,6 @@
     </w:r>
   </w:p>
 </w:hdr>
-</file>
-
-<file path=word/numbering.xml><?xml version="1.0" encoding="utf-8"?>
-<w:numbering xmlns:wpc="http://schemas.microsoft.com/office/word/2010/wordprocessingCanvas" xmlns:cx="http://schemas.microsoft.com/office/drawing/2014/chartex" xmlns:cx1="http://schemas.microsoft.com/office/drawing/2015/9/8/chartex" xmlns:cx2="http://schemas.microsoft.com/office/drawing/2015/10/21/chartex" xmlns:cx3="http://schemas.microsoft.com/office/drawing/2016/5/9/chartex" xmlns:cx4="http://schemas.microsoft.com/office/drawing/2016/5/10/chartex" xmlns:cx5="http://schemas.microsoft.com/office/drawing/2016/5/11/chartex" xmlns:cx6="http://schemas.microsoft.com/office/drawing/2016/5/12/chartex" xmlns:cx7="http://schemas.microsoft.com/office/drawing/2016/5/13/chartex" xmlns:cx8="http://schemas.microsoft.com/office/drawing/2016/5/14/chartex" xmlns:mc="http://schemas.openxmlformats.org/markup-compatibility/2006" xmlns:aink="http://schemas.microsoft.com/office/drawing/2016/ink" xmlns:am3d="http://schemas.microsoft.com/office/drawing/2017/model3d" xmlns:o="urn:schemas-microsoft-com:office:office" xmlns:oel="http://schemas.microsoft.com/office/2019/extlst" xmlns:r="http://schemas.openxmlformats.org/officeDocument/2006/relationships" xmlns:m="http://schemas.openxmlformats.org/officeDocument/2006/math" xmlns:v="urn:schemas-microsoft-com:vml" xmlns:wp14="http://schemas.microsoft.com/office/word/2010/wordprocessingDrawing" xmlns:wp="http://schemas.openxmlformats.org/drawingml/2006/wordprocessingDrawing" xmlns:w10="urn:schemas-microsoft-com:office:word" xmlns:w="http://schemas.openxmlformats.org/wordprocessingml/2006/main" xmlns:w14="http://schemas.microsoft.com/office/word/2010/wordml" xmlns:w15="http://schemas.microsoft.com/office/word/2012/wordml" xmlns:w16cex="http://schemas.microsoft.com/office/word/2018/wordml/cex" xmlns:w16cid="http://schemas.microsoft.com/office/word/2016/wordml/cid" xmlns:w16="http://schemas.microsoft.com/office/word/2018/wordml" xmlns:w16du="http://schemas.microsoft.com/office/word/2023/wordml/word16du" xmlns:w16sdtdh="http://schemas.microsoft.com/office/word/2020/wordml/sdtdatahash" xmlns:w16sdtfl="http://schemas.microsoft.com/office/word/2024/wordml/sdtformatlock" xmlns:w16se="http://schemas.microsoft.com/office/word/2015/wordml/symex" xmlns:wpg="http://schemas.microsoft.com/office/word/2010/wordprocessingGroup" xmlns:wpi="http://schemas.microsoft.com/office/word/2010/wordprocessingInk" xmlns:wne="http://schemas.microsoft.com/office/word/2006/wordml" xmlns:wps="http://schemas.microsoft.com/office/word/2010/wordprocessingShape" mc:Ignorable="w14 w15 w16se w16cid w16 w16cex w16sdtdh w16sdtfl w16du wp14"/>
 </file>
 
 <file path=word/styles.xml><?xml version="1.0" encoding="utf-8"?>
@@ -6612,13 +6671,7 @@
             <w:rPr>
               <w:rStyle w:val="PlaceholderText"/>
             </w:rPr>
-            <w:t>Click here to enter text</w:t>
-          </w:r>
-          <w:r>
-            <w:rPr>
-              <w:rStyle w:val="PlaceholderText"/>
-            </w:rPr>
-            <w:t>.</w:t>
+            <w:t>Click here to enter text.</w:t>
           </w:r>
         </w:p>
       </w:docPartBody>
@@ -6647,13 +6700,7 @@
             <w:rPr>
               <w:rStyle w:val="PlaceholderText"/>
             </w:rPr>
-            <w:t>Click here to enter text</w:t>
-          </w:r>
-          <w:r>
-            <w:rPr>
-              <w:rStyle w:val="PlaceholderText"/>
-            </w:rPr>
-            <w:t>.</w:t>
+            <w:t>Click here to enter text.</w:t>
           </w:r>
         </w:p>
       </w:docPartBody>
@@ -6682,13 +6729,7 @@
             <w:rPr>
               <w:rStyle w:val="PlaceholderText"/>
             </w:rPr>
-            <w:t>Click here to enter text</w:t>
-          </w:r>
-          <w:r>
-            <w:rPr>
-              <w:rStyle w:val="PlaceholderText"/>
-            </w:rPr>
-            <w:t>.</w:t>
+            <w:t>Click here to enter text.</w:t>
           </w:r>
         </w:p>
       </w:docPartBody>
@@ -6764,6 +6805,7 @@
     <w:sig w:usb0="E0002EFF" w:usb1="C000785B" w:usb2="00000009" w:usb3="00000000" w:csb0="000001FF" w:csb1="00000000"/>
   </w:font>
   <w:font w:name="Baskerville Old Face">
+    <w:panose1 w:val="02020602080505020303"/>
     <w:charset w:val="00"/>
     <w:family w:val="roman"/>
     <w:pitch w:val="variable"/>
@@ -6792,18 +6834,16 @@
     <w:sig w:usb0="E4002EFF" w:usb1="C200247B" w:usb2="00000009" w:usb3="00000000" w:csb0="000001FF" w:csb1="00000000"/>
   </w:font>
   <w:font w:name="Aptos">
-    <w:panose1 w:val="00000000000000000000"/>
     <w:charset w:val="00"/>
-    <w:family w:val="roman"/>
-    <w:notTrueType/>
-    <w:pitch w:val="default"/>
+    <w:family w:val="swiss"/>
+    <w:pitch w:val="variable"/>
+    <w:sig w:usb0="20000287" w:usb1="00000003" w:usb2="00000000" w:usb3="00000000" w:csb0="0000019F" w:csb1="00000000"/>
   </w:font>
   <w:font w:name="Aptos Display">
-    <w:panose1 w:val="00000000000000000000"/>
     <w:charset w:val="00"/>
-    <w:family w:val="roman"/>
-    <w:notTrueType/>
-    <w:pitch w:val="default"/>
+    <w:family w:val="swiss"/>
+    <w:pitch w:val="variable"/>
+    <w:sig w:usb0="20000287" w:usb1="00000003" w:usb2="00000000" w:usb3="00000000" w:csb0="0000019F" w:csb1="00000000"/>
   </w:font>
 </w:fonts>
 </file>
@@ -6821,19 +6861,33 @@
     <w:rsidRoot w:val="00B42C2F"/>
     <w:rsid w:val="00096618"/>
     <w:rsid w:val="00117C7F"/>
+    <w:rsid w:val="001211D7"/>
     <w:rsid w:val="001A7870"/>
     <w:rsid w:val="002A5D0F"/>
     <w:rsid w:val="003A06B2"/>
+    <w:rsid w:val="004C4847"/>
+    <w:rsid w:val="004E45E7"/>
     <w:rsid w:val="00566224"/>
     <w:rsid w:val="0067767D"/>
     <w:rsid w:val="00686746"/>
+    <w:rsid w:val="006A5AE1"/>
+    <w:rsid w:val="007B3039"/>
     <w:rsid w:val="00832C2B"/>
     <w:rsid w:val="0089113A"/>
+    <w:rsid w:val="00972362"/>
+    <w:rsid w:val="009A5F76"/>
     <w:rsid w:val="009C12DE"/>
     <w:rsid w:val="00AB4187"/>
+    <w:rsid w:val="00B040DB"/>
     <w:rsid w:val="00B32FEA"/>
     <w:rsid w:val="00B42C2F"/>
+    <w:rsid w:val="00B84F51"/>
+    <w:rsid w:val="00BA7E85"/>
+    <w:rsid w:val="00C25BFF"/>
     <w:rsid w:val="00C858E7"/>
+    <w:rsid w:val="00CC5E57"/>
+    <w:rsid w:val="00DA6482"/>
+    <w:rsid w:val="00EC1DBA"/>
     <w:rsid w:val="00EC719B"/>
     <w:rsid w:val="00FA7FF5"/>
   </w:rsids>
@@ -7329,30 +7383,6 @@
     <w:name w:val="9DE0ECBED25D4B9396DC120A1020DDFB"/>
     <w:rsid w:val="00B42C2F"/>
   </w:style>
-  <w:style w:type="paragraph" w:customStyle="1" w:styleId="734F5CB313204D579B9A4DD28AEEB759">
-    <w:name w:val="734F5CB313204D579B9A4DD28AEEB759"/>
-    <w:rsid w:val="00B42C2F"/>
-  </w:style>
-  <w:style w:type="paragraph" w:customStyle="1" w:styleId="23359971B7BD4877AE8B1E6DF1F4AE4C">
-    <w:name w:val="23359971B7BD4877AE8B1E6DF1F4AE4C"/>
-    <w:rsid w:val="00B42C2F"/>
-  </w:style>
-  <w:style w:type="paragraph" w:customStyle="1" w:styleId="BB9A12887D9A480BB4F0E1EDFADBB371">
-    <w:name w:val="BB9A12887D9A480BB4F0E1EDFADBB371"/>
-    <w:rsid w:val="00B42C2F"/>
-  </w:style>
-  <w:style w:type="paragraph" w:customStyle="1" w:styleId="FE594A5440084CAF96B02EB39798BCEF">
-    <w:name w:val="FE594A5440084CAF96B02EB39798BCEF"/>
-    <w:rsid w:val="00B42C2F"/>
-  </w:style>
-  <w:style w:type="paragraph" w:customStyle="1" w:styleId="CCB96E91202743B4AB67D18DB23450B5">
-    <w:name w:val="CCB96E91202743B4AB67D18DB23450B5"/>
-    <w:rsid w:val="00B42C2F"/>
-  </w:style>
-  <w:style w:type="paragraph" w:customStyle="1" w:styleId="C7214D7A7A0544CFA37F2427A000920C">
-    <w:name w:val="C7214D7A7A0544CFA37F2427A000920C"/>
-    <w:rsid w:val="00B42C2F"/>
-  </w:style>
   <w:style w:type="paragraph" w:customStyle="1" w:styleId="8BFE89F5AF9E474385279F2A3E66728E">
     <w:name w:val="8BFE89F5AF9E474385279F2A3E66728E"/>
     <w:pPr>
@@ -7681,68 +7711,6 @@
 </file>
 
 <file path=customXml/item2.xml><?xml version="1.0" encoding="utf-8"?>
-<?mso-contentType ?>
-<FormTemplates xmlns="http://schemas.microsoft.com/sharepoint/v3/contenttype/forms">
-  <Display>DocumentLibraryForm</Display>
-  <Edit>DocumentLibraryForm</Edit>
-  <New>DocumentLibraryForm</New>
-</FormTemplates>
-</file>
-
-<file path=customXml/item3.xml><?xml version="1.0" encoding="utf-8"?>
-<p:properties xmlns:p="http://schemas.microsoft.com/office/2006/metadata/properties" xmlns:xsi="http://www.w3.org/2001/XMLSchema-instance" xmlns:pc="http://schemas.microsoft.com/office/infopath/2007/PartnerControls">
-  <documentManagement>
-    <_ip_UnifiedCompliancePolicyUIAction xmlns="http://schemas.microsoft.com/sharepoint/v3" xsi:nil="true"/>
-    <Launch_x0020_Date xmlns="0feec74c-ecc7-44c3-9c64-3623cf89ed41" xsi:nil="true"/>
-    <Discipline xmlns="0feec74c-ecc7-44c3-9c64-3623cf89ed41" xsi:nil="true"/>
-    <Course_x0020_code xmlns="0feec74c-ecc7-44c3-9c64-3623cf89ed41" xsi:nil="true"/>
-    <lcf76f155ced4ddcb4097134ff3c332f xmlns="0feec74c-ecc7-44c3-9c64-3623cf89ed41">
-      <Terms xmlns="http://schemas.microsoft.com/office/infopath/2007/PartnerControls"/>
-    </lcf76f155ced4ddcb4097134ff3c332f>
-    <Performance_x0020_Steps_x0020_Completed xmlns="0feec74c-ecc7-44c3-9c64-3623cf89ed41">
-      <Value>N/A</Value>
-    </Performance_x0020_Steps_x0020_Completed>
-    <Specifications xmlns="0feec74c-ecc7-44c3-9c64-3623cf89ed41" xsi:nil="true"/>
-    <Clone xmlns="0feec74c-ecc7-44c3-9c64-3623cf89ed41" xsi:nil="true"/>
-    <AssessmentType xmlns="0feec74c-ecc7-44c3-9c64-3623cf89ed41" xsi:nil="true"/>
-    <Course_x0020_short_x0020_name xmlns="0feec74c-ecc7-44c3-9c64-3623cf89ed41" xsi:nil="true"/>
-    <_ip_UnifiedCompliancePolicyProperties xmlns="http://schemas.microsoft.com/sharepoint/v3" xsi:nil="true"/>
-    <AssessmentCode xmlns="0feec74c-ecc7-44c3-9c64-3623cf89ed41" xsi:nil="true"/>
-    <Course_x0020_number xmlns="0feec74c-ecc7-44c3-9c64-3623cf89ed41" xsi:nil="true"/>
-    <Course_x0020_title xmlns="0feec74c-ecc7-44c3-9c64-3623cf89ed41" xsi:nil="true"/>
-    <d5fh xmlns="0feec74c-ecc7-44c3-9c64-3623cf89ed41" xsi:nil="true"/>
-    <Step_x0020_Completed xmlns="0feec74c-ecc7-44c3-9c64-3623cf89ed41">
-      <Value>N/A</Value>
-    </Step_x0020_Completed>
-    <PDO xmlns="0feec74c-ecc7-44c3-9c64-3623cf89ed41">
-      <UserInfo>
-        <DisplayName/>
-        <AccountId xsi:nil="true"/>
-        <AccountType/>
-      </UserInfo>
-    </PDO>
-    <Publication_x0020_Date xmlns="0feec74c-ecc7-44c3-9c64-3623cf89ed41" xsi:nil="true"/>
-    <SME xmlns="0feec74c-ecc7-44c3-9c64-3623cf89ed41" xsi:nil="true"/>
-    <TaxCatchAll xmlns="1f707338-ea0f-4fe5-baee-59b996692b22" xsi:nil="true"/>
-    <Editor0 xmlns="0feec74c-ecc7-44c3-9c64-3623cf89ed41">
-      <UserInfo>
-        <DisplayName/>
-        <AccountId xsi:nil="true"/>
-        <AccountType/>
-      </UserInfo>
-    </Editor0>
-    <Doc_x0020_Type xmlns="0feec74c-ecc7-44c3-9c64-3623cf89ed41" xsi:nil="true"/>
-    <qrac xmlns="0feec74c-ecc7-44c3-9c64-3623cf89ed41" xsi:nil="true"/>
-    <_x0033_rdPartyCertVendor xmlns="0feec74c-ecc7-44c3-9c64-3623cf89ed41" xsi:nil="true"/>
-  </documentManagement>
-</p:properties>
-</file>
-
-<file path=customXml/item4.xml><?xml version="1.0" encoding="utf-8"?>
-<b:Sources xmlns:b="http://schemas.openxmlformats.org/officeDocument/2006/bibliography" xmlns="http://schemas.openxmlformats.org/officeDocument/2006/bibliography" SelectedStyle="\APASixthEditionOfficeOnline.xsl" StyleName="APA" Version="6"/>
-</file>
-
-<file path=customXml/item5.xml><?xml version="1.0" encoding="utf-8"?>
 <ct:contentTypeSchema xmlns:ct="http://schemas.microsoft.com/office/2006/metadata/contentType" xmlns:ma="http://schemas.microsoft.com/office/2006/metadata/properties/metaAttributes" ct:_="" ma:_="" ma:contentTypeName="Document" ma:contentTypeID="0x010100C39F2A75005F2D43B30369DAED2CCB1C" ma:contentTypeVersion="52" ma:contentTypeDescription="Create a new document." ma:contentTypeScope="" ma:versionID="7a73f34cab6aee77515a5281acc009f5">
   <xsd:schema xmlns:xsd="http://www.w3.org/2001/XMLSchema" xmlns:xs="http://www.w3.org/2001/XMLSchema" xmlns:p="http://schemas.microsoft.com/office/2006/metadata/properties" xmlns:ns1="http://schemas.microsoft.com/sharepoint/v3" xmlns:ns2="0feec74c-ecc7-44c3-9c64-3623cf89ed41" xmlns:ns3="1f707338-ea0f-4fe5-baee-59b996692b22" targetNamespace="http://schemas.microsoft.com/office/2006/metadata/properties" ma:root="true" ma:fieldsID="ef7b34a573357f08b606e199d690361a" ns1:_="" ns2:_="" ns3:_="">
     <xsd:import namespace="http://schemas.microsoft.com/sharepoint/v3"/>
@@ -8260,6 +8228,68 @@
 </ct:contentTypeSchema>
 </file>
 
+<file path=customXml/item3.xml><?xml version="1.0" encoding="utf-8"?>
+<?mso-contentType ?>
+<FormTemplates xmlns="http://schemas.microsoft.com/sharepoint/v3/contenttype/forms">
+  <Display>DocumentLibraryForm</Display>
+  <Edit>DocumentLibraryForm</Edit>
+  <New>DocumentLibraryForm</New>
+</FormTemplates>
+</file>
+
+<file path=customXml/item4.xml><?xml version="1.0" encoding="utf-8"?>
+<p:properties xmlns:p="http://schemas.microsoft.com/office/2006/metadata/properties" xmlns:xsi="http://www.w3.org/2001/XMLSchema-instance" xmlns:pc="http://schemas.microsoft.com/office/infopath/2007/PartnerControls">
+  <documentManagement>
+    <_ip_UnifiedCompliancePolicyUIAction xmlns="http://schemas.microsoft.com/sharepoint/v3" xsi:nil="true"/>
+    <Launch_x0020_Date xmlns="0feec74c-ecc7-44c3-9c64-3623cf89ed41" xsi:nil="true"/>
+    <Discipline xmlns="0feec74c-ecc7-44c3-9c64-3623cf89ed41" xsi:nil="true"/>
+    <Course_x0020_code xmlns="0feec74c-ecc7-44c3-9c64-3623cf89ed41" xsi:nil="true"/>
+    <lcf76f155ced4ddcb4097134ff3c332f xmlns="0feec74c-ecc7-44c3-9c64-3623cf89ed41">
+      <Terms xmlns="http://schemas.microsoft.com/office/infopath/2007/PartnerControls"/>
+    </lcf76f155ced4ddcb4097134ff3c332f>
+    <Performance_x0020_Steps_x0020_Completed xmlns="0feec74c-ecc7-44c3-9c64-3623cf89ed41">
+      <Value>N/A</Value>
+    </Performance_x0020_Steps_x0020_Completed>
+    <Specifications xmlns="0feec74c-ecc7-44c3-9c64-3623cf89ed41" xsi:nil="true"/>
+    <Clone xmlns="0feec74c-ecc7-44c3-9c64-3623cf89ed41" xsi:nil="true"/>
+    <AssessmentType xmlns="0feec74c-ecc7-44c3-9c64-3623cf89ed41" xsi:nil="true"/>
+    <Course_x0020_short_x0020_name xmlns="0feec74c-ecc7-44c3-9c64-3623cf89ed41" xsi:nil="true"/>
+    <_ip_UnifiedCompliancePolicyProperties xmlns="http://schemas.microsoft.com/sharepoint/v3" xsi:nil="true"/>
+    <AssessmentCode xmlns="0feec74c-ecc7-44c3-9c64-3623cf89ed41" xsi:nil="true"/>
+    <Course_x0020_number xmlns="0feec74c-ecc7-44c3-9c64-3623cf89ed41" xsi:nil="true"/>
+    <Course_x0020_title xmlns="0feec74c-ecc7-44c3-9c64-3623cf89ed41" xsi:nil="true"/>
+    <d5fh xmlns="0feec74c-ecc7-44c3-9c64-3623cf89ed41" xsi:nil="true"/>
+    <Step_x0020_Completed xmlns="0feec74c-ecc7-44c3-9c64-3623cf89ed41">
+      <Value>N/A</Value>
+    </Step_x0020_Completed>
+    <PDO xmlns="0feec74c-ecc7-44c3-9c64-3623cf89ed41">
+      <UserInfo>
+        <DisplayName/>
+        <AccountId xsi:nil="true"/>
+        <AccountType/>
+      </UserInfo>
+    </PDO>
+    <Publication_x0020_Date xmlns="0feec74c-ecc7-44c3-9c64-3623cf89ed41" xsi:nil="true"/>
+    <SME xmlns="0feec74c-ecc7-44c3-9c64-3623cf89ed41" xsi:nil="true"/>
+    <TaxCatchAll xmlns="1f707338-ea0f-4fe5-baee-59b996692b22" xsi:nil="true"/>
+    <Editor0 xmlns="0feec74c-ecc7-44c3-9c64-3623cf89ed41">
+      <UserInfo>
+        <DisplayName/>
+        <AccountId xsi:nil="true"/>
+        <AccountType/>
+      </UserInfo>
+    </Editor0>
+    <Doc_x0020_Type xmlns="0feec74c-ecc7-44c3-9c64-3623cf89ed41" xsi:nil="true"/>
+    <qrac xmlns="0feec74c-ecc7-44c3-9c64-3623cf89ed41" xsi:nil="true"/>
+    <_x0033_rdPartyCertVendor xmlns="0feec74c-ecc7-44c3-9c64-3623cf89ed41" xsi:nil="true"/>
+  </documentManagement>
+</p:properties>
+</file>
+
+<file path=customXml/item5.xml><?xml version="1.0" encoding="utf-8"?>
+<b:Sources xmlns:b="http://schemas.openxmlformats.org/officeDocument/2006/bibliography" xmlns="http://schemas.openxmlformats.org/officeDocument/2006/bibliography" SelectedStyle="\APASixthEditionOfficeOnline.xsl" StyleName="APA" Version="6"/>
+</file>
+
 <file path=customXml/itemProps1.xml><?xml version="1.0" encoding="utf-8"?>
 <ds:datastoreItem xmlns:ds="http://schemas.openxmlformats.org/officeDocument/2006/customXml" ds:itemID="{55AF091B-3C7A-41E3-B477-F2FDAA23CFDA}">
   <ds:schemaRefs>
@@ -8269,34 +8299,6 @@
 </file>
 
 <file path=customXml/itemProps2.xml><?xml version="1.0" encoding="utf-8"?>
-<ds:datastoreItem xmlns:ds="http://schemas.openxmlformats.org/officeDocument/2006/customXml" ds:itemID="{C6552677-A95B-4093-849B-B6AED615DA4B}">
-  <ds:schemaRefs>
-    <ds:schemaRef ds:uri="http://schemas.microsoft.com/sharepoint/v3/contenttype/forms"/>
-  </ds:schemaRefs>
-</ds:datastoreItem>
-</file>
-
-<file path=customXml/itemProps3.xml><?xml version="1.0" encoding="utf-8"?>
-<ds:datastoreItem xmlns:ds="http://schemas.openxmlformats.org/officeDocument/2006/customXml" ds:itemID="{E23E4120-D6A2-4237-8072-707FB1C50E55}">
-  <ds:schemaRefs>
-    <ds:schemaRef ds:uri="http://schemas.microsoft.com/office/2006/metadata/properties"/>
-    <ds:schemaRef ds:uri="http://schemas.microsoft.com/office/infopath/2007/PartnerControls"/>
-    <ds:schemaRef ds:uri="http://schemas.microsoft.com/sharepoint/v3"/>
-    <ds:schemaRef ds:uri="0feec74c-ecc7-44c3-9c64-3623cf89ed41"/>
-    <ds:schemaRef ds:uri="1f707338-ea0f-4fe5-baee-59b996692b22"/>
-  </ds:schemaRefs>
-</ds:datastoreItem>
-</file>
-
-<file path=customXml/itemProps4.xml><?xml version="1.0" encoding="utf-8"?>
-<ds:datastoreItem xmlns:ds="http://schemas.openxmlformats.org/officeDocument/2006/customXml" ds:itemID="{18A78987-03B0-4421-8D10-A19DCC756312}">
-  <ds:schemaRefs>
-    <ds:schemaRef ds:uri="http://schemas.openxmlformats.org/officeDocument/2006/bibliography"/>
-  </ds:schemaRefs>
-</ds:datastoreItem>
-</file>
-
-<file path=customXml/itemProps5.xml><?xml version="1.0" encoding="utf-8"?>
 <ds:datastoreItem xmlns:ds="http://schemas.openxmlformats.org/officeDocument/2006/customXml" ds:itemID="{C637B9DE-0D2F-4A54-BC73-3A827619E4E9}">
   <ds:schemaRefs>
     <ds:schemaRef ds:uri="http://schemas.microsoft.com/office/2006/metadata/contentType"/>
@@ -8316,6 +8318,34 @@
 </ds:datastoreItem>
 </file>
 
+<file path=customXml/itemProps3.xml><?xml version="1.0" encoding="utf-8"?>
+<ds:datastoreItem xmlns:ds="http://schemas.openxmlformats.org/officeDocument/2006/customXml" ds:itemID="{C6552677-A95B-4093-849B-B6AED615DA4B}">
+  <ds:schemaRefs>
+    <ds:schemaRef ds:uri="http://schemas.microsoft.com/sharepoint/v3/contenttype/forms"/>
+  </ds:schemaRefs>
+</ds:datastoreItem>
+</file>
+
+<file path=customXml/itemProps4.xml><?xml version="1.0" encoding="utf-8"?>
+<ds:datastoreItem xmlns:ds="http://schemas.openxmlformats.org/officeDocument/2006/customXml" ds:itemID="{E23E4120-D6A2-4237-8072-707FB1C50E55}">
+  <ds:schemaRefs>
+    <ds:schemaRef ds:uri="http://schemas.microsoft.com/office/2006/metadata/properties"/>
+    <ds:schemaRef ds:uri="http://schemas.microsoft.com/office/infopath/2007/PartnerControls"/>
+    <ds:schemaRef ds:uri="http://schemas.microsoft.com/sharepoint/v3"/>
+    <ds:schemaRef ds:uri="0feec74c-ecc7-44c3-9c64-3623cf89ed41"/>
+    <ds:schemaRef ds:uri="1f707338-ea0f-4fe5-baee-59b996692b22"/>
+  </ds:schemaRefs>
+</ds:datastoreItem>
+</file>
+
+<file path=customXml/itemProps5.xml><?xml version="1.0" encoding="utf-8"?>
+<ds:datastoreItem xmlns:ds="http://schemas.openxmlformats.org/officeDocument/2006/customXml" ds:itemID="{18A78987-03B0-4421-8D10-A19DCC756312}">
+  <ds:schemaRefs>
+    <ds:schemaRef ds:uri="http://schemas.openxmlformats.org/officeDocument/2006/bibliography"/>
+  </ds:schemaRefs>
+</ds:datastoreItem>
+</file>
+
 <file path=docMetadata/LabelInfo.xml><?xml version="1.0" encoding="utf-8"?>
 <clbl:labelList xmlns:clbl="http://schemas.microsoft.com/office/2020/mipLabelMetadata">
   <clbl:label id="{cfa792cf-7768-4341-8857-81754c2afa1f}" enabled="0" method="" siteId="{cfa792cf-7768-4341-8857-81754c2afa1f}" removed="1"/>

--- a/Forms/Data Analytics Capstone Topic Approval Form (1).docx
+++ b/Forms/Data Analytics Capstone Topic Approval Form (1).docx
@@ -112,7 +112,6 @@
             <w:docPart w:val="1F4BE98381C142B18C2521ED5680A5F0"/>
           </w:placeholder>
         </w:sdtPr>
-        <w:sdtEndPr/>
         <w:sdtContent>
           <w:r>
             <w:rPr>
@@ -166,7 +165,6 @@
             <w:docPart w:val="818D0C18C3E84F22ACF1A82899CC3C61"/>
           </w:placeholder>
         </w:sdtPr>
-        <w:sdtEndPr/>
         <w:sdtContent>
           <w:r>
             <w:rPr>
@@ -236,7 +234,6 @@
             <w:docPart w:val="5A9D87EDE38F4D50B570B261CFC79A87"/>
           </w:placeholder>
         </w:sdtPr>
-        <w:sdtEndPr/>
         <w:sdtContent>
           <w:r>
             <w:rPr>
@@ -364,7 +361,6 @@
             <w:docPart w:val="D184F9BA853A45389B5290AC7D576234"/>
           </w:placeholder>
         </w:sdtPr>
-        <w:sdtEndPr/>
         <w:sdtContent>
           <w:sdt>
             <w:sdtPr>
@@ -378,7 +374,6 @@
                 <w:docPart w:val="D77724B9A5734457AF35D4BB88DA5F18"/>
               </w:placeholder>
             </w:sdtPr>
-            <w:sdtEndPr/>
             <w:sdtContent>
               <w:r>
                 <w:rPr>
@@ -530,7 +525,6 @@
             <w:docPart w:val="3C9EB6A596104B62844BEE2FCEE97462"/>
           </w:placeholder>
         </w:sdtPr>
-        <w:sdtEndPr/>
         <w:sdtContent>
           <w:r>
             <w:rPr>
@@ -762,7 +756,6 @@
             <w:docPart w:val="D354B34EF59142C6B3815D7F897504B3"/>
           </w:placeholder>
         </w:sdtPr>
-        <w:sdtEndPr/>
         <w:sdtContent>
           <w:r>
             <w:rPr>
@@ -1000,7 +993,6 @@
             <w:docPart w:val="31674B2D94594A7D800EF226AEA81082"/>
           </w:placeholder>
         </w:sdtPr>
-        <w:sdtEndPr/>
         <w:sdtContent>
           <w:r>
             <w:rPr>
@@ -1206,7 +1198,6 @@
             <w:docPart w:val="9DE0ECBED25D4B9396DC120A1020DDFB"/>
           </w:placeholder>
         </w:sdtPr>
-        <w:sdtEndPr/>
         <w:sdtContent>
           <w:r>
             <w:rPr>
@@ -1585,7 +1576,6 @@
           </w:rPr>
           <w:id w:val="-1233838538"/>
         </w:sdtPr>
-        <w:sdtEndPr/>
         <w:sdtContent>
           <w:r>
             <w:rPr>
@@ -2008,7 +1998,6 @@
           </w:rPr>
           <w:id w:val="1787926731"/>
         </w:sdtPr>
-        <w:sdtEndPr/>
         <w:sdtContent>
           <w:r>
             <w:rPr>
@@ -2479,7 +2468,6 @@
           </w:rPr>
           <w:id w:val="-685444699"/>
         </w:sdtPr>
-        <w:sdtEndPr/>
         <w:sdtContent>
           <w:r>
             <w:rPr>
@@ -3015,7 +3003,6 @@
             <w14:uncheckedState w14:val="2610" w14:font="MS Gothic"/>
           </w14:checkbox>
         </w:sdtPr>
-        <w:sdtEndPr/>
         <w:sdtContent>
           <w:r>
             <w:rPr>
@@ -3090,7 +3077,6 @@
             <w14:uncheckedState w14:val="2610" w14:font="MS Gothic"/>
           </w14:checkbox>
         </w:sdtPr>
-        <w:sdtEndPr/>
         <w:sdtContent>
           <w:r>
             <w:rPr>
@@ -3165,7 +3151,6 @@
             <w14:uncheckedState w14:val="2610" w14:font="MS Gothic"/>
           </w14:checkbox>
         </w:sdtPr>
-        <w:sdtEndPr/>
         <w:sdtContent>
           <w:r>
             <w:rPr>
@@ -3309,7 +3294,6 @@
             <w:docPart w:val="8BFE89F5AF9E474385279F2A3E66728E"/>
           </w:placeholder>
         </w:sdtPr>
-        <w:sdtEndPr/>
         <w:sdtContent>
           <w:r>
             <w:rPr>
@@ -3380,7 +3364,6 @@
             <w:docPart w:val="49CB1D32C4764E50B75124CC99A00C7C"/>
           </w:placeholder>
         </w:sdtPr>
-        <w:sdtEndPr/>
         <w:sdtContent>
           <w:r>
             <w:rPr>
@@ -3484,7 +3467,6 @@
             <w:docPart w:val="0B0FF5EBA8CD4E79BD342917EBEE9CCE"/>
           </w:placeholder>
         </w:sdtPr>
-        <w:sdtEndPr/>
         <w:sdtContent>
           <w:r>
             <w:rPr>
@@ -3568,7 +3550,6 @@
           </w:rPr>
           <w:id w:val="-721132997"/>
         </w:sdtPr>
-        <w:sdtEndPr/>
         <w:sdtContent>
           <w:r>
             <w:rPr>
@@ -3860,7 +3841,6 @@
             <w:calendar w:val="gregorian"/>
           </w:date>
         </w:sdtPr>
-        <w:sdtEndPr/>
         <w:sdtContent>
           <w:r>
             <w:rPr>
@@ -3939,7 +3919,6 @@
           </w:rPr>
           <w:id w:val="-2140709945"/>
         </w:sdtPr>
-        <w:sdtEndPr/>
         <w:sdtContent>
           <w:sdt>
             <w:sdtPr>
@@ -3953,7 +3932,6 @@
                 <w:docPart w:val="058DFD0DDA1B4360A089169C73F5616D"/>
               </w:placeholder>
             </w:sdtPr>
-            <w:sdtEndPr/>
             <w:sdtContent>
               <w:r>
                 <w:rPr>
@@ -4429,7 +4407,6 @@
           </w:rPr>
           <w:id w:val="-1852170434"/>
         </w:sdtPr>
-        <w:sdtEndPr/>
         <w:sdtContent>
           <w:r>
             <w:rPr>
@@ -4508,7 +4485,6 @@
           </w:rPr>
           <w:id w:val="-513070636"/>
         </w:sdtPr>
-        <w:sdtEndPr/>
         <w:sdtContent>
           <w:r>
             <w:rPr>
@@ -6874,6 +6850,7 @@
     <w:rsid w:val="007B3039"/>
     <w:rsid w:val="00832C2B"/>
     <w:rsid w:val="0089113A"/>
+    <w:rsid w:val="008C6E56"/>
     <w:rsid w:val="00972362"/>
     <w:rsid w:val="009A5F76"/>
     <w:rsid w:val="009C12DE"/>
@@ -6887,6 +6864,7 @@
     <w:rsid w:val="00C858E7"/>
     <w:rsid w:val="00CC5E57"/>
     <w:rsid w:val="00DA6482"/>
+    <w:rsid w:val="00EB45B3"/>
     <w:rsid w:val="00EC1DBA"/>
     <w:rsid w:val="00EC719B"/>
     <w:rsid w:val="00FA7FF5"/>
@@ -7711,6 +7689,15 @@
 </file>
 
 <file path=customXml/item2.xml><?xml version="1.0" encoding="utf-8"?>
+<?mso-contentType ?>
+<FormTemplates xmlns="http://schemas.microsoft.com/sharepoint/v3/contenttype/forms">
+  <Display>DocumentLibraryForm</Display>
+  <Edit>DocumentLibraryForm</Edit>
+  <New>DocumentLibraryForm</New>
+</FormTemplates>
+</file>
+
+<file path=customXml/item3.xml><?xml version="1.0" encoding="utf-8"?>
 <ct:contentTypeSchema xmlns:ct="http://schemas.microsoft.com/office/2006/metadata/contentType" xmlns:ma="http://schemas.microsoft.com/office/2006/metadata/properties/metaAttributes" ct:_="" ma:_="" ma:contentTypeName="Document" ma:contentTypeID="0x010100C39F2A75005F2D43B30369DAED2CCB1C" ma:contentTypeVersion="52" ma:contentTypeDescription="Create a new document." ma:contentTypeScope="" ma:versionID="7a73f34cab6aee77515a5281acc009f5">
   <xsd:schema xmlns:xsd="http://www.w3.org/2001/XMLSchema" xmlns:xs="http://www.w3.org/2001/XMLSchema" xmlns:p="http://schemas.microsoft.com/office/2006/metadata/properties" xmlns:ns1="http://schemas.microsoft.com/sharepoint/v3" xmlns:ns2="0feec74c-ecc7-44c3-9c64-3623cf89ed41" xmlns:ns3="1f707338-ea0f-4fe5-baee-59b996692b22" targetNamespace="http://schemas.microsoft.com/office/2006/metadata/properties" ma:root="true" ma:fieldsID="ef7b34a573357f08b606e199d690361a" ns1:_="" ns2:_="" ns3:_="">
     <xsd:import namespace="http://schemas.microsoft.com/sharepoint/v3"/>
@@ -8228,16 +8215,11 @@
 </ct:contentTypeSchema>
 </file>
 
-<file path=customXml/item3.xml><?xml version="1.0" encoding="utf-8"?>
-<?mso-contentType ?>
-<FormTemplates xmlns="http://schemas.microsoft.com/sharepoint/v3/contenttype/forms">
-  <Display>DocumentLibraryForm</Display>
-  <Edit>DocumentLibraryForm</Edit>
-  <New>DocumentLibraryForm</New>
-</FormTemplates>
+<file path=customXml/item4.xml><?xml version="1.0" encoding="utf-8"?>
+<b:Sources xmlns:b="http://schemas.openxmlformats.org/officeDocument/2006/bibliography" xmlns="http://schemas.openxmlformats.org/officeDocument/2006/bibliography" SelectedStyle="\APASixthEditionOfficeOnline.xsl" StyleName="APA" Version="6"/>
 </file>
 
-<file path=customXml/item4.xml><?xml version="1.0" encoding="utf-8"?>
+<file path=customXml/item5.xml><?xml version="1.0" encoding="utf-8"?>
 <p:properties xmlns:p="http://schemas.microsoft.com/office/2006/metadata/properties" xmlns:xsi="http://www.w3.org/2001/XMLSchema-instance" xmlns:pc="http://schemas.microsoft.com/office/infopath/2007/PartnerControls">
   <documentManagement>
     <_ip_UnifiedCompliancePolicyUIAction xmlns="http://schemas.microsoft.com/sharepoint/v3" xsi:nil="true"/>
@@ -8286,10 +8268,6 @@
 </p:properties>
 </file>
 
-<file path=customXml/item5.xml><?xml version="1.0" encoding="utf-8"?>
-<b:Sources xmlns:b="http://schemas.openxmlformats.org/officeDocument/2006/bibliography" xmlns="http://schemas.openxmlformats.org/officeDocument/2006/bibliography" SelectedStyle="\APASixthEditionOfficeOnline.xsl" StyleName="APA" Version="6"/>
-</file>
-
 <file path=customXml/itemProps1.xml><?xml version="1.0" encoding="utf-8"?>
 <ds:datastoreItem xmlns:ds="http://schemas.openxmlformats.org/officeDocument/2006/customXml" ds:itemID="{55AF091B-3C7A-41E3-B477-F2FDAA23CFDA}">
   <ds:schemaRefs>
@@ -8299,6 +8277,14 @@
 </file>
 
 <file path=customXml/itemProps2.xml><?xml version="1.0" encoding="utf-8"?>
+<ds:datastoreItem xmlns:ds="http://schemas.openxmlformats.org/officeDocument/2006/customXml" ds:itemID="{C6552677-A95B-4093-849B-B6AED615DA4B}">
+  <ds:schemaRefs>
+    <ds:schemaRef ds:uri="http://schemas.microsoft.com/sharepoint/v3/contenttype/forms"/>
+  </ds:schemaRefs>
+</ds:datastoreItem>
+</file>
+
+<file path=customXml/itemProps3.xml><?xml version="1.0" encoding="utf-8"?>
 <ds:datastoreItem xmlns:ds="http://schemas.openxmlformats.org/officeDocument/2006/customXml" ds:itemID="{C637B9DE-0D2F-4A54-BC73-3A827619E4E9}">
   <ds:schemaRefs>
     <ds:schemaRef ds:uri="http://schemas.microsoft.com/office/2006/metadata/contentType"/>
@@ -8318,15 +8304,15 @@
 </ds:datastoreItem>
 </file>
 
-<file path=customXml/itemProps3.xml><?xml version="1.0" encoding="utf-8"?>
-<ds:datastoreItem xmlns:ds="http://schemas.openxmlformats.org/officeDocument/2006/customXml" ds:itemID="{C6552677-A95B-4093-849B-B6AED615DA4B}">
+<file path=customXml/itemProps4.xml><?xml version="1.0" encoding="utf-8"?>
+<ds:datastoreItem xmlns:ds="http://schemas.openxmlformats.org/officeDocument/2006/customXml" ds:itemID="{18A78987-03B0-4421-8D10-A19DCC756312}">
   <ds:schemaRefs>
-    <ds:schemaRef ds:uri="http://schemas.microsoft.com/sharepoint/v3/contenttype/forms"/>
+    <ds:schemaRef ds:uri="http://schemas.openxmlformats.org/officeDocument/2006/bibliography"/>
   </ds:schemaRefs>
 </ds:datastoreItem>
 </file>
 
-<file path=customXml/itemProps4.xml><?xml version="1.0" encoding="utf-8"?>
+<file path=customXml/itemProps5.xml><?xml version="1.0" encoding="utf-8"?>
 <ds:datastoreItem xmlns:ds="http://schemas.openxmlformats.org/officeDocument/2006/customXml" ds:itemID="{E23E4120-D6A2-4237-8072-707FB1C50E55}">
   <ds:schemaRefs>
     <ds:schemaRef ds:uri="http://schemas.microsoft.com/office/2006/metadata/properties"/>
@@ -8338,14 +8324,6 @@
 </ds:datastoreItem>
 </file>
 
-<file path=customXml/itemProps5.xml><?xml version="1.0" encoding="utf-8"?>
-<ds:datastoreItem xmlns:ds="http://schemas.openxmlformats.org/officeDocument/2006/customXml" ds:itemID="{18A78987-03B0-4421-8D10-A19DCC756312}">
-  <ds:schemaRefs>
-    <ds:schemaRef ds:uri="http://schemas.openxmlformats.org/officeDocument/2006/bibliography"/>
-  </ds:schemaRefs>
-</ds:datastoreItem>
-</file>
-
 <file path=docMetadata/LabelInfo.xml><?xml version="1.0" encoding="utf-8"?>
 <clbl:labelList xmlns:clbl="http://schemas.microsoft.com/office/2020/mipLabelMetadata">
   <clbl:label id="{cfa792cf-7768-4341-8857-81754c2afa1f}" enabled="0" method="" siteId="{cfa792cf-7768-4341-8857-81754c2afa1f}" removed="1"/>

--- a/Forms/Data Analytics Capstone Topic Approval Form (1).docx
+++ b/Forms/Data Analytics Capstone Topic Approval Form (1).docx
@@ -112,6 +112,7 @@
             <w:docPart w:val="1F4BE98381C142B18C2521ED5680A5F0"/>
           </w:placeholder>
         </w:sdtPr>
+        <w:sdtEndPr/>
         <w:sdtContent>
           <w:r>
             <w:rPr>
@@ -165,6 +166,7 @@
             <w:docPart w:val="818D0C18C3E84F22ACF1A82899CC3C61"/>
           </w:placeholder>
         </w:sdtPr>
+        <w:sdtEndPr/>
         <w:sdtContent>
           <w:r>
             <w:rPr>
@@ -234,6 +236,7 @@
             <w:docPart w:val="5A9D87EDE38F4D50B570B261CFC79A87"/>
           </w:placeholder>
         </w:sdtPr>
+        <w:sdtEndPr/>
         <w:sdtContent>
           <w:r>
             <w:rPr>
@@ -361,6 +364,7 @@
             <w:docPart w:val="D184F9BA853A45389B5290AC7D576234"/>
           </w:placeholder>
         </w:sdtPr>
+        <w:sdtEndPr/>
         <w:sdtContent>
           <w:sdt>
             <w:sdtPr>
@@ -374,6 +378,7 @@
                 <w:docPart w:val="D77724B9A5734457AF35D4BB88DA5F18"/>
               </w:placeholder>
             </w:sdtPr>
+            <w:sdtEndPr/>
             <w:sdtContent>
               <w:r>
                 <w:rPr>
@@ -525,6 +530,7 @@
             <w:docPart w:val="3C9EB6A596104B62844BEE2FCEE97462"/>
           </w:placeholder>
         </w:sdtPr>
+        <w:sdtEndPr/>
         <w:sdtContent>
           <w:r>
             <w:rPr>
@@ -756,6 +762,7 @@
             <w:docPart w:val="D354B34EF59142C6B3815D7F897504B3"/>
           </w:placeholder>
         </w:sdtPr>
+        <w:sdtEndPr/>
         <w:sdtContent>
           <w:r>
             <w:rPr>
@@ -993,6 +1000,7 @@
             <w:docPart w:val="31674B2D94594A7D800EF226AEA81082"/>
           </w:placeholder>
         </w:sdtPr>
+        <w:sdtEndPr/>
         <w:sdtContent>
           <w:r>
             <w:rPr>
@@ -1198,6 +1206,7 @@
             <w:docPart w:val="9DE0ECBED25D4B9396DC120A1020DDFB"/>
           </w:placeholder>
         </w:sdtPr>
+        <w:sdtEndPr/>
         <w:sdtContent>
           <w:r>
             <w:rPr>
@@ -1576,6 +1585,7 @@
           </w:rPr>
           <w:id w:val="-1233838538"/>
         </w:sdtPr>
+        <w:sdtEndPr/>
         <w:sdtContent>
           <w:r>
             <w:rPr>
@@ -1998,6 +2008,7 @@
           </w:rPr>
           <w:id w:val="1787926731"/>
         </w:sdtPr>
+        <w:sdtEndPr/>
         <w:sdtContent>
           <w:r>
             <w:rPr>
@@ -2468,6 +2479,7 @@
           </w:rPr>
           <w:id w:val="-685444699"/>
         </w:sdtPr>
+        <w:sdtEndPr/>
         <w:sdtContent>
           <w:r>
             <w:rPr>
@@ -3003,6 +3015,7 @@
             <w14:uncheckedState w14:val="2610" w14:font="MS Gothic"/>
           </w14:checkbox>
         </w:sdtPr>
+        <w:sdtEndPr/>
         <w:sdtContent>
           <w:r>
             <w:rPr>
@@ -3077,6 +3090,7 @@
             <w14:uncheckedState w14:val="2610" w14:font="MS Gothic"/>
           </w14:checkbox>
         </w:sdtPr>
+        <w:sdtEndPr/>
         <w:sdtContent>
           <w:r>
             <w:rPr>
@@ -3151,6 +3165,7 @@
             <w14:uncheckedState w14:val="2610" w14:font="MS Gothic"/>
           </w14:checkbox>
         </w:sdtPr>
+        <w:sdtEndPr/>
         <w:sdtContent>
           <w:r>
             <w:rPr>
@@ -3294,6 +3309,7 @@
             <w:docPart w:val="8BFE89F5AF9E474385279F2A3E66728E"/>
           </w:placeholder>
         </w:sdtPr>
+        <w:sdtEndPr/>
         <w:sdtContent>
           <w:r>
             <w:rPr>
@@ -3364,6 +3380,7 @@
             <w:docPart w:val="49CB1D32C4764E50B75124CC99A00C7C"/>
           </w:placeholder>
         </w:sdtPr>
+        <w:sdtEndPr/>
         <w:sdtContent>
           <w:r>
             <w:rPr>
@@ -3467,6 +3484,7 @@
             <w:docPart w:val="0B0FF5EBA8CD4E79BD342917EBEE9CCE"/>
           </w:placeholder>
         </w:sdtPr>
+        <w:sdtEndPr/>
         <w:sdtContent>
           <w:r>
             <w:rPr>
@@ -3550,6 +3568,7 @@
           </w:rPr>
           <w:id w:val="-721132997"/>
         </w:sdtPr>
+        <w:sdtEndPr/>
         <w:sdtContent>
           <w:r>
             <w:rPr>
@@ -3841,6 +3860,7 @@
             <w:calendar w:val="gregorian"/>
           </w:date>
         </w:sdtPr>
+        <w:sdtEndPr/>
         <w:sdtContent>
           <w:r>
             <w:rPr>
@@ -3919,6 +3939,7 @@
           </w:rPr>
           <w:id w:val="-2140709945"/>
         </w:sdtPr>
+        <w:sdtEndPr/>
         <w:sdtContent>
           <w:sdt>
             <w:sdtPr>
@@ -3932,6 +3953,7 @@
                 <w:docPart w:val="058DFD0DDA1B4360A089169C73F5616D"/>
               </w:placeholder>
             </w:sdtPr>
+            <w:sdtEndPr/>
             <w:sdtContent>
               <w:r>
                 <w:rPr>
@@ -4407,6 +4429,7 @@
           </w:rPr>
           <w:id w:val="-1852170434"/>
         </w:sdtPr>
+        <w:sdtEndPr/>
         <w:sdtContent>
           <w:r>
             <w:rPr>
@@ -4485,6 +4508,7 @@
           </w:rPr>
           <w:id w:val="-513070636"/>
         </w:sdtPr>
+        <w:sdtEndPr/>
         <w:sdtContent>
           <w:r>
             <w:rPr>
@@ -6846,7 +6870,9 @@
     <w:rsid w:val="00566224"/>
     <w:rsid w:val="0067767D"/>
     <w:rsid w:val="00686746"/>
+    <w:rsid w:val="006A0668"/>
     <w:rsid w:val="006A5AE1"/>
+    <w:rsid w:val="006A6D65"/>
     <w:rsid w:val="007B3039"/>
     <w:rsid w:val="00832C2B"/>
     <w:rsid w:val="0089113A"/>
@@ -7689,15 +7715,59 @@
 </file>
 
 <file path=customXml/item2.xml><?xml version="1.0" encoding="utf-8"?>
-<?mso-contentType ?>
-<FormTemplates xmlns="http://schemas.microsoft.com/sharepoint/v3/contenttype/forms">
-  <Display>DocumentLibraryForm</Display>
-  <Edit>DocumentLibraryForm</Edit>
-  <New>DocumentLibraryForm</New>
-</FormTemplates>
+<p:properties xmlns:p="http://schemas.microsoft.com/office/2006/metadata/properties" xmlns:xsi="http://www.w3.org/2001/XMLSchema-instance" xmlns:pc="http://schemas.microsoft.com/office/infopath/2007/PartnerControls">
+  <documentManagement>
+    <_ip_UnifiedCompliancePolicyUIAction xmlns="http://schemas.microsoft.com/sharepoint/v3" xsi:nil="true"/>
+    <Launch_x0020_Date xmlns="0feec74c-ecc7-44c3-9c64-3623cf89ed41" xsi:nil="true"/>
+    <Discipline xmlns="0feec74c-ecc7-44c3-9c64-3623cf89ed41" xsi:nil="true"/>
+    <Course_x0020_code xmlns="0feec74c-ecc7-44c3-9c64-3623cf89ed41" xsi:nil="true"/>
+    <lcf76f155ced4ddcb4097134ff3c332f xmlns="0feec74c-ecc7-44c3-9c64-3623cf89ed41">
+      <Terms xmlns="http://schemas.microsoft.com/office/infopath/2007/PartnerControls"/>
+    </lcf76f155ced4ddcb4097134ff3c332f>
+    <Performance_x0020_Steps_x0020_Completed xmlns="0feec74c-ecc7-44c3-9c64-3623cf89ed41">
+      <Value>N/A</Value>
+    </Performance_x0020_Steps_x0020_Completed>
+    <Specifications xmlns="0feec74c-ecc7-44c3-9c64-3623cf89ed41" xsi:nil="true"/>
+    <Clone xmlns="0feec74c-ecc7-44c3-9c64-3623cf89ed41" xsi:nil="true"/>
+    <AssessmentType xmlns="0feec74c-ecc7-44c3-9c64-3623cf89ed41" xsi:nil="true"/>
+    <Course_x0020_short_x0020_name xmlns="0feec74c-ecc7-44c3-9c64-3623cf89ed41" xsi:nil="true"/>
+    <_ip_UnifiedCompliancePolicyProperties xmlns="http://schemas.microsoft.com/sharepoint/v3" xsi:nil="true"/>
+    <AssessmentCode xmlns="0feec74c-ecc7-44c3-9c64-3623cf89ed41" xsi:nil="true"/>
+    <Course_x0020_number xmlns="0feec74c-ecc7-44c3-9c64-3623cf89ed41" xsi:nil="true"/>
+    <Course_x0020_title xmlns="0feec74c-ecc7-44c3-9c64-3623cf89ed41" xsi:nil="true"/>
+    <d5fh xmlns="0feec74c-ecc7-44c3-9c64-3623cf89ed41" xsi:nil="true"/>
+    <Step_x0020_Completed xmlns="0feec74c-ecc7-44c3-9c64-3623cf89ed41">
+      <Value>N/A</Value>
+    </Step_x0020_Completed>
+    <PDO xmlns="0feec74c-ecc7-44c3-9c64-3623cf89ed41">
+      <UserInfo>
+        <DisplayName/>
+        <AccountId xsi:nil="true"/>
+        <AccountType/>
+      </UserInfo>
+    </PDO>
+    <Publication_x0020_Date xmlns="0feec74c-ecc7-44c3-9c64-3623cf89ed41" xsi:nil="true"/>
+    <SME xmlns="0feec74c-ecc7-44c3-9c64-3623cf89ed41" xsi:nil="true"/>
+    <TaxCatchAll xmlns="1f707338-ea0f-4fe5-baee-59b996692b22" xsi:nil="true"/>
+    <Editor0 xmlns="0feec74c-ecc7-44c3-9c64-3623cf89ed41">
+      <UserInfo>
+        <DisplayName/>
+        <AccountId xsi:nil="true"/>
+        <AccountType/>
+      </UserInfo>
+    </Editor0>
+    <Doc_x0020_Type xmlns="0feec74c-ecc7-44c3-9c64-3623cf89ed41" xsi:nil="true"/>
+    <qrac xmlns="0feec74c-ecc7-44c3-9c64-3623cf89ed41" xsi:nil="true"/>
+    <_x0033_rdPartyCertVendor xmlns="0feec74c-ecc7-44c3-9c64-3623cf89ed41" xsi:nil="true"/>
+  </documentManagement>
+</p:properties>
 </file>
 
 <file path=customXml/item3.xml><?xml version="1.0" encoding="utf-8"?>
+<b:Sources xmlns:b="http://schemas.openxmlformats.org/officeDocument/2006/bibliography" xmlns="http://schemas.openxmlformats.org/officeDocument/2006/bibliography" SelectedStyle="\APASixthEditionOfficeOnline.xsl" StyleName="APA" Version="6"/>
+</file>
+
+<file path=customXml/item4.xml><?xml version="1.0" encoding="utf-8"?>
 <ct:contentTypeSchema xmlns:ct="http://schemas.microsoft.com/office/2006/metadata/contentType" xmlns:ma="http://schemas.microsoft.com/office/2006/metadata/properties/metaAttributes" ct:_="" ma:_="" ma:contentTypeName="Document" ma:contentTypeID="0x010100C39F2A75005F2D43B30369DAED2CCB1C" ma:contentTypeVersion="52" ma:contentTypeDescription="Create a new document." ma:contentTypeScope="" ma:versionID="7a73f34cab6aee77515a5281acc009f5">
   <xsd:schema xmlns:xsd="http://www.w3.org/2001/XMLSchema" xmlns:xs="http://www.w3.org/2001/XMLSchema" xmlns:p="http://schemas.microsoft.com/office/2006/metadata/properties" xmlns:ns1="http://schemas.microsoft.com/sharepoint/v3" xmlns:ns2="0feec74c-ecc7-44c3-9c64-3623cf89ed41" xmlns:ns3="1f707338-ea0f-4fe5-baee-59b996692b22" targetNamespace="http://schemas.microsoft.com/office/2006/metadata/properties" ma:root="true" ma:fieldsID="ef7b34a573357f08b606e199d690361a" ns1:_="" ns2:_="" ns3:_="">
     <xsd:import namespace="http://schemas.microsoft.com/sharepoint/v3"/>
@@ -8215,57 +8285,13 @@
 </ct:contentTypeSchema>
 </file>
 
-<file path=customXml/item4.xml><?xml version="1.0" encoding="utf-8"?>
-<b:Sources xmlns:b="http://schemas.openxmlformats.org/officeDocument/2006/bibliography" xmlns="http://schemas.openxmlformats.org/officeDocument/2006/bibliography" SelectedStyle="\APASixthEditionOfficeOnline.xsl" StyleName="APA" Version="6"/>
-</file>
-
 <file path=customXml/item5.xml><?xml version="1.0" encoding="utf-8"?>
-<p:properties xmlns:p="http://schemas.microsoft.com/office/2006/metadata/properties" xmlns:xsi="http://www.w3.org/2001/XMLSchema-instance" xmlns:pc="http://schemas.microsoft.com/office/infopath/2007/PartnerControls">
-  <documentManagement>
-    <_ip_UnifiedCompliancePolicyUIAction xmlns="http://schemas.microsoft.com/sharepoint/v3" xsi:nil="true"/>
-    <Launch_x0020_Date xmlns="0feec74c-ecc7-44c3-9c64-3623cf89ed41" xsi:nil="true"/>
-    <Discipline xmlns="0feec74c-ecc7-44c3-9c64-3623cf89ed41" xsi:nil="true"/>
-    <Course_x0020_code xmlns="0feec74c-ecc7-44c3-9c64-3623cf89ed41" xsi:nil="true"/>
-    <lcf76f155ced4ddcb4097134ff3c332f xmlns="0feec74c-ecc7-44c3-9c64-3623cf89ed41">
-      <Terms xmlns="http://schemas.microsoft.com/office/infopath/2007/PartnerControls"/>
-    </lcf76f155ced4ddcb4097134ff3c332f>
-    <Performance_x0020_Steps_x0020_Completed xmlns="0feec74c-ecc7-44c3-9c64-3623cf89ed41">
-      <Value>N/A</Value>
-    </Performance_x0020_Steps_x0020_Completed>
-    <Specifications xmlns="0feec74c-ecc7-44c3-9c64-3623cf89ed41" xsi:nil="true"/>
-    <Clone xmlns="0feec74c-ecc7-44c3-9c64-3623cf89ed41" xsi:nil="true"/>
-    <AssessmentType xmlns="0feec74c-ecc7-44c3-9c64-3623cf89ed41" xsi:nil="true"/>
-    <Course_x0020_short_x0020_name xmlns="0feec74c-ecc7-44c3-9c64-3623cf89ed41" xsi:nil="true"/>
-    <_ip_UnifiedCompliancePolicyProperties xmlns="http://schemas.microsoft.com/sharepoint/v3" xsi:nil="true"/>
-    <AssessmentCode xmlns="0feec74c-ecc7-44c3-9c64-3623cf89ed41" xsi:nil="true"/>
-    <Course_x0020_number xmlns="0feec74c-ecc7-44c3-9c64-3623cf89ed41" xsi:nil="true"/>
-    <Course_x0020_title xmlns="0feec74c-ecc7-44c3-9c64-3623cf89ed41" xsi:nil="true"/>
-    <d5fh xmlns="0feec74c-ecc7-44c3-9c64-3623cf89ed41" xsi:nil="true"/>
-    <Step_x0020_Completed xmlns="0feec74c-ecc7-44c3-9c64-3623cf89ed41">
-      <Value>N/A</Value>
-    </Step_x0020_Completed>
-    <PDO xmlns="0feec74c-ecc7-44c3-9c64-3623cf89ed41">
-      <UserInfo>
-        <DisplayName/>
-        <AccountId xsi:nil="true"/>
-        <AccountType/>
-      </UserInfo>
-    </PDO>
-    <Publication_x0020_Date xmlns="0feec74c-ecc7-44c3-9c64-3623cf89ed41" xsi:nil="true"/>
-    <SME xmlns="0feec74c-ecc7-44c3-9c64-3623cf89ed41" xsi:nil="true"/>
-    <TaxCatchAll xmlns="1f707338-ea0f-4fe5-baee-59b996692b22" xsi:nil="true"/>
-    <Editor0 xmlns="0feec74c-ecc7-44c3-9c64-3623cf89ed41">
-      <UserInfo>
-        <DisplayName/>
-        <AccountId xsi:nil="true"/>
-        <AccountType/>
-      </UserInfo>
-    </Editor0>
-    <Doc_x0020_Type xmlns="0feec74c-ecc7-44c3-9c64-3623cf89ed41" xsi:nil="true"/>
-    <qrac xmlns="0feec74c-ecc7-44c3-9c64-3623cf89ed41" xsi:nil="true"/>
-    <_x0033_rdPartyCertVendor xmlns="0feec74c-ecc7-44c3-9c64-3623cf89ed41" xsi:nil="true"/>
-  </documentManagement>
-</p:properties>
+<?mso-contentType ?>
+<FormTemplates xmlns="http://schemas.microsoft.com/sharepoint/v3/contenttype/forms">
+  <Display>DocumentLibraryForm</Display>
+  <Edit>DocumentLibraryForm</Edit>
+  <New>DocumentLibraryForm</New>
+</FormTemplates>
 </file>
 
 <file path=customXml/itemProps1.xml><?xml version="1.0" encoding="utf-8"?>
@@ -8277,14 +8303,26 @@
 </file>
 
 <file path=customXml/itemProps2.xml><?xml version="1.0" encoding="utf-8"?>
-<ds:datastoreItem xmlns:ds="http://schemas.openxmlformats.org/officeDocument/2006/customXml" ds:itemID="{C6552677-A95B-4093-849B-B6AED615DA4B}">
+<ds:datastoreItem xmlns:ds="http://schemas.openxmlformats.org/officeDocument/2006/customXml" ds:itemID="{E23E4120-D6A2-4237-8072-707FB1C50E55}">
   <ds:schemaRefs>
-    <ds:schemaRef ds:uri="http://schemas.microsoft.com/sharepoint/v3/contenttype/forms"/>
+    <ds:schemaRef ds:uri="http://schemas.microsoft.com/office/2006/metadata/properties"/>
+    <ds:schemaRef ds:uri="http://schemas.microsoft.com/office/infopath/2007/PartnerControls"/>
+    <ds:schemaRef ds:uri="http://schemas.microsoft.com/sharepoint/v3"/>
+    <ds:schemaRef ds:uri="0feec74c-ecc7-44c3-9c64-3623cf89ed41"/>
+    <ds:schemaRef ds:uri="1f707338-ea0f-4fe5-baee-59b996692b22"/>
   </ds:schemaRefs>
 </ds:datastoreItem>
 </file>
 
 <file path=customXml/itemProps3.xml><?xml version="1.0" encoding="utf-8"?>
+<ds:datastoreItem xmlns:ds="http://schemas.openxmlformats.org/officeDocument/2006/customXml" ds:itemID="{18A78987-03B0-4421-8D10-A19DCC756312}">
+  <ds:schemaRefs>
+    <ds:schemaRef ds:uri="http://schemas.openxmlformats.org/officeDocument/2006/bibliography"/>
+  </ds:schemaRefs>
+</ds:datastoreItem>
+</file>
+
+<file path=customXml/itemProps4.xml><?xml version="1.0" encoding="utf-8"?>
 <ds:datastoreItem xmlns:ds="http://schemas.openxmlformats.org/officeDocument/2006/customXml" ds:itemID="{C637B9DE-0D2F-4A54-BC73-3A827619E4E9}">
   <ds:schemaRefs>
     <ds:schemaRef ds:uri="http://schemas.microsoft.com/office/2006/metadata/contentType"/>
@@ -8304,22 +8342,10 @@
 </ds:datastoreItem>
 </file>
 
-<file path=customXml/itemProps4.xml><?xml version="1.0" encoding="utf-8"?>
-<ds:datastoreItem xmlns:ds="http://schemas.openxmlformats.org/officeDocument/2006/customXml" ds:itemID="{18A78987-03B0-4421-8D10-A19DCC756312}">
+<file path=customXml/itemProps5.xml><?xml version="1.0" encoding="utf-8"?>
+<ds:datastoreItem xmlns:ds="http://schemas.openxmlformats.org/officeDocument/2006/customXml" ds:itemID="{C6552677-A95B-4093-849B-B6AED615DA4B}">
   <ds:schemaRefs>
-    <ds:schemaRef ds:uri="http://schemas.openxmlformats.org/officeDocument/2006/bibliography"/>
-  </ds:schemaRefs>
-</ds:datastoreItem>
-</file>
-
-<file path=customXml/itemProps5.xml><?xml version="1.0" encoding="utf-8"?>
-<ds:datastoreItem xmlns:ds="http://schemas.openxmlformats.org/officeDocument/2006/customXml" ds:itemID="{E23E4120-D6A2-4237-8072-707FB1C50E55}">
-  <ds:schemaRefs>
-    <ds:schemaRef ds:uri="http://schemas.microsoft.com/office/2006/metadata/properties"/>
-    <ds:schemaRef ds:uri="http://schemas.microsoft.com/office/infopath/2007/PartnerControls"/>
-    <ds:schemaRef ds:uri="http://schemas.microsoft.com/sharepoint/v3"/>
-    <ds:schemaRef ds:uri="0feec74c-ecc7-44c3-9c64-3623cf89ed41"/>
-    <ds:schemaRef ds:uri="1f707338-ea0f-4fe5-baee-59b996692b22"/>
+    <ds:schemaRef ds:uri="http://schemas.microsoft.com/sharepoint/v3/contenttype/forms"/>
   </ds:schemaRefs>
 </ds:datastoreItem>
 </file>
